--- a/course_development/domains/active_inference_organizations/02_collective_intelligence/01_systems/output/study-guides/01_systems-practice_quiz.docx
+++ b/course_development/domains/active_inference_organizations/02_collective_intelligence/01_systems/output/study-guides/01_systems-practice_quiz.docx
@@ -4,7 +4,12 @@
   <w:body>
     <w:p>
       <w:r>
-        <w:t>Practice Quiz: Systems</w:t>
+        <w:t>Practice Quiz: Collective Intelligence — Module 01: Systems</w:t>
+      </w:r>
+    </w:p>
+    <w:p>
+      <w:r>
+        <w:t>Name : _ _ _  Date : _ _ _</w:t>
       </w:r>
     </w:p>
     <w:p>
@@ -14,98 +19,113 @@
     </w:p>
     <w:p>
       <w:r>
-        <w:t>What is the primary role of Systems in Active Inference?</w:t>
+        <w:t>A team constitutes a system under Active Inference when:</w:t>
         <w:br/>
-        <w:t>A) To maximize reward</w:t>
+        <w:t>A) It has a manager</w:t>
         <w:br/>
-        <w:t>B) To minimize variational free energy</w:t>
+        <w:t>B) Its members develop shared internal states, a collective boundary, and coordinated action capacity</w:t>
         <w:br/>
-        <w:t>C) To increase entropy</w:t>
+        <w:t>C) It has a team name</w:t>
         <w:br/>
-        <w:t>D) To eliminate the Markov Blanket</w:t>
+        <w:t>D) It exists on the org chart</w:t>
       </w:r>
     </w:p>
     <w:p>
       <w:r>
-        <w:t>In Organizations, Systems is best described as:</w:t>
+        <w:t>Boundary permeability determines:</w:t>
         <w:br/>
-        <w:t>A) A static property</w:t>
+        <w:t>A) How tall the office walls are</w:t>
         <w:br/>
-        <w:t>B) A dynamic process</w:t>
+        <w:t>B) How easily information, people, and influence cross the team's boundary</w:t>
         <w:br/>
-        <w:t>C) An external state</w:t>
+        <w:t>C) The team's budget</w:t>
         <w:br/>
-        <w:t>D) A random variable</w:t>
+        <w:t>D) The number of team members</w:t>
       </w:r>
     </w:p>
     <w:p>
       <w:r>
-        <w:t>Which mathematical quantity is most central to Systems?</w:t>
+        <w:t>Pixar's Braintrust works because it:</w:t>
         <w:br/>
-        <w:t>A) The Lagrangian</w:t>
+        <w:t>A) Forces teams to accept all feedback</w:t>
         <w:br/>
-        <w:t>B) The expected free energy</w:t>
+        <w:t>B) Temporarily opens team boundaries for critique while preserving team autonomy on decisions</w:t>
         <w:br/>
-        <w:t>C) The surprisal</w:t>
+        <w:t>C) Eliminates team boundaries entirely</w:t>
         <w:br/>
-        <w:t>D) The precision</w:t>
+        <w:t>D) Only includes senior executives</w:t>
       </w:r>
     </w:p>
     <w:p>
       <w:r>
-        <w:t>How does Systems relate to the concept of the Generative Model?</w:t>
+        <w:t>Multi-scale organization means:</w:t>
         <w:br/>
-        <w:t>A) It is separate from the model</w:t>
+        <w:t>A) Teams of different sizes</w:t>
         <w:br/>
-        <w:t>B) It is a component of the model</w:t>
+        <w:t>B) Individuals nest within teams which nest within departments, each maintaining models at appropriate scales</w:t>
         <w:br/>
-        <w:t>C) It destroys the model</w:t>
+        <w:t>C) Having multiple offices</w:t>
         <w:br/>
-        <w:t>D) It is only relevant for the environment</w:t>
+        <w:t>D) International operations</w:t>
       </w:r>
     </w:p>
     <w:p>
       <w:r>
-        <w:t>A failure in Systems would likely result in:</w:t>
+        <w:t>A team is coherent rather than fragmented when:</w:t>
         <w:br/>
-        <w:t>A) Perfect prediction</w:t>
+        <w:t>A) Members like each other</w:t>
         <w:br/>
-        <w:t>B) Generalized surprise</w:t>
+        <w:t>B) Members share mental models, maintain clear boundaries, attend jointly, act coordinately, and learn collectively</w:t>
         <w:br/>
-        <w:t>C) Immediate death of the agent</w:t>
+        <w:t>C) The team has existed for a long time</w:t>
         <w:br/>
-        <w:t>D) Zero entropy</w:t>
+        <w:t>D) The team has a large budget</w:t>
       </w:r>
     </w:p>
     <w:p>
       <w:r>
-        <w:t>Which scale is most relevant for analyzing Systems in this course?</w:t>
+        <w:t>Joint attention in a team means:</w:t>
         <w:br/>
-        <w:t>A) Quantum</w:t>
+        <w:t>A) Everyone looks at the same screen</w:t>
         <w:br/>
-        <w:t>B) Neural</w:t>
+        <w:t>B) Team members attend to the same signals and share awareness of the task state</w:t>
         <w:br/>
-        <w:t>C) Social</w:t>
+        <w:t>C) Team meetings are mandatory</w:t>
         <w:br/>
-        <w:t>D) All of the above</w:t>
+        <w:t>D) Everyone reads the same email</w:t>
       </w:r>
     </w:p>
     <w:p>
       <w:r>
-        <w:t>Systems connects directly to which other component?</w:t>
+        <w:t>The team's Markov blanket is most analogous to:</w:t>
         <w:br/>
-        <w:t>A) The step before it</w:t>
+        <w:t>A) Its physical office space</w:t>
         <w:br/>
-        <w:t>B) The step after it</w:t>
+        <w:t>B) The set of states that separate the team's internal states from the external environment, regulating information flow</w:t>
         <w:br/>
-        <w:t>C) Both A and B</w:t>
+        <w:t>C) Its project management tool</w:t>
         <w:br/>
-        <w:t>D) None of the above</w:t>
+        <w:t>D) Its email distribution list</w:t>
       </w:r>
     </w:p>
     <w:p>
       <w:r>
-        <w:t>Part B: Short Answer</w:t>
+        <w:t>Part B: Short Analysis</w:t>
+      </w:r>
+    </w:p>
+    <w:p>
+      <w:r>
+        <w:t>A software team of 8 has recently been merged with a data science team of 6 to form a single 14-person team. Using the concept of boundary formation and team coherence, predict the challenges this merged team will face. Design a 30-day integration plan that deliberately builds the conditions for team coherence.</w:t>
+      </w:r>
+    </w:p>
+    <w:p>
+      <w:r>
+        <w:t>Your team has a strong internal culture but is isolated from other teams (low boundary permeability). This has led to excellent internal coordination but poor integration with the rest of the organization. Using the Active Inference framework, propose a boundary management strategy that increases permeability without destroying the team's strong internal coherence.</w:t>
+      </w:r>
+    </w:p>
+    <w:p>
+      <w:r>
+        <w:t>A team lead says: "We're a great team — we agree on everything and never have conflicts." Using the concepts from this module, evaluate this statement. Is complete agreement a sign of health or a warning sign? What specific diagnostic would you apply to determine whether this team's coherence is genuine or a symptom of groupthink?</w:t>
       </w:r>
     </w:p>
     <w:sectPr>
